--- a/00-首页/题组Word/专项卷/二分册/专项卷V-学生版.docx
+++ b/00-首页/题组Word/专项卷/二分册/专项卷V-学生版.docx
@@ -1894,15 +1894,28 @@
         <w:rPr>
           <w:rFonts w:ascii="Times New Roman" w:hAnsi="Times New Roman" w:eastAsia="Times New Roman" w:cs="Times New Roman"/>
         </w:rPr>
-        <w:t xml:space="preserve"> Li</w:t>
-      </w:r>
-      <w:r>
-        <w:rPr>
-          <w:rFonts w:ascii="Times New Roman" w:hAnsi="Times New Roman" w:eastAsia="Times New Roman" w:cs="Times New Roman"/>
-          <w:vertAlign w:val="superscript"/>
-        </w:rPr>
-        <w:t>+</w:t>
-      </w:r>
+        <w:t xml:space="preserve"> </w:t>
+      </w:r>
+      <m:oMath>
+        <m:r>
+          <m:t>L</m:t>
+        </m:r>
+        <m:sSup>
+          <m:e>
+            <m:r>
+              <m:t>i</m:t>
+            </m:r>
+          </m:e>
+          <m:sup>
+            <m:r>
+              <m:rPr>
+                <m:sty m:val="p"/>
+              </m:rPr>
+              <m:t>+</m:t>
+            </m:r>
+          </m:sup>
+        </m:sSup>
+      </m:oMath>
       <w:r>
         <w:rPr>
           <w:rFonts w:ascii="Times New Roman" w:hAnsi="Times New Roman" w:eastAsia="Times New Roman" w:cs="Times New Roman"/>
@@ -2366,15 +2379,28 @@
         <w:rPr>
           <w:rFonts w:ascii="Times New Roman" w:hAnsi="Times New Roman" w:eastAsia="Times New Roman" w:cs="Times New Roman"/>
         </w:rPr>
-        <w:t xml:space="preserve"> Li</w:t>
-      </w:r>
-      <w:r>
-        <w:rPr>
-          <w:rFonts w:ascii="Times New Roman" w:hAnsi="Times New Roman" w:eastAsia="Times New Roman" w:cs="Times New Roman"/>
-          <w:vertAlign w:val="superscript"/>
-        </w:rPr>
-        <w:t>+</w:t>
-      </w:r>
+        <w:t xml:space="preserve"> </w:t>
+      </w:r>
+      <m:oMath>
+        <m:r>
+          <m:t>L</m:t>
+        </m:r>
+        <m:sSup>
+          <m:e>
+            <m:r>
+              <m:t>i</m:t>
+            </m:r>
+          </m:e>
+          <m:sup>
+            <m:r>
+              <m:rPr>
+                <m:sty m:val="p"/>
+              </m:rPr>
+              <m:t>+</m:t>
+            </m:r>
+          </m:sup>
+        </m:sSup>
+      </m:oMath>
       <w:r>
         <w:rPr>
           <w:rFonts w:ascii="Times New Roman" w:hAnsi="Times New Roman" w:eastAsia="Times New Roman" w:cs="Times New Roman"/>
@@ -3336,20 +3362,42 @@
         <w:rPr>
           <w:rFonts w:ascii="Times New Roman" w:hAnsi="Times New Roman" w:eastAsia="Times New Roman" w:cs="Times New Roman"/>
         </w:rPr>
-        <w:t xml:space="preserve"> CaCO</w:t>
-      </w:r>
-      <w:r>
-        <w:rPr>
-          <w:rFonts w:ascii="Times New Roman" w:hAnsi="Times New Roman" w:eastAsia="Times New Roman" w:cs="Times New Roman"/>
-          <w:vertAlign w:val="subscript"/>
-        </w:rPr>
-        <w:t>3</w:t>
-      </w:r>
-      <w:r>
-        <w:rPr>
-          <w:rFonts w:ascii="Times New Roman" w:hAnsi="Times New Roman" w:eastAsia="Times New Roman" w:cs="Times New Roman"/>
-        </w:rPr>
-        <w:t xml:space="preserve"> 60% </w:t>
+        <w:t xml:space="preserve"> </w:t>
+      </w:r>
+      <m:oMath>
+        <m:r>
+          <m:t>C</m:t>
+        </m:r>
+        <m:r>
+          <m:t>a</m:t>
+        </m:r>
+        <m:r>
+          <m:t>C</m:t>
+        </m:r>
+        <m:sSub>
+          <m:e>
+            <m:r>
+              <m:t>O</m:t>
+            </m:r>
+          </m:e>
+          <m:sub>
+            <m:r>
+              <m:t>3</m:t>
+            </m:r>
+          </m:sub>
+        </m:sSub>
+      </m:oMath>
+      <w:r>
+        <w:rPr>
+          <w:rFonts w:ascii="Times New Roman" w:hAnsi="Times New Roman" w:eastAsia="Times New Roman" w:cs="Times New Roman"/>
+        </w:rPr>
+        <w:t xml:space="preserve"> </w:t>
+      </w:r>
+      <w:r>
+        <w:rPr>
+          <w:rFonts w:ascii="Times New Roman" w:hAnsi="Times New Roman" w:eastAsia="Times New Roman" w:cs="Times New Roman"/>
+        </w:rPr>
+        <w:t xml:space="preserve">60% </w:t>
       </w:r>
       <w:r>
         <w:rPr>
@@ -3477,15 +3525,31 @@
         <w:rPr>
           <w:rFonts w:ascii="Times New Roman" w:hAnsi="Times New Roman" w:eastAsia="Times New Roman" w:cs="Times New Roman"/>
         </w:rPr>
-        <w:t xml:space="preserve"> Ca</w:t>
-      </w:r>
-      <w:r>
-        <w:rPr>
-          <w:rFonts w:ascii="Times New Roman" w:hAnsi="Times New Roman" w:eastAsia="Times New Roman" w:cs="Times New Roman"/>
-          <w:vertAlign w:val="superscript"/>
-        </w:rPr>
-        <w:t>2+</w:t>
-      </w:r>
+        <w:t xml:space="preserve"> </w:t>
+      </w:r>
+      <m:oMath>
+        <m:r>
+          <m:t>C</m:t>
+        </m:r>
+        <m:sSup>
+          <m:e>
+            <m:r>
+              <m:t>a</m:t>
+            </m:r>
+          </m:e>
+          <m:sup>
+            <m:r>
+              <m:t>2</m:t>
+            </m:r>
+            <m:r>
+              <m:rPr>
+                <m:sty m:val="p"/>
+              </m:rPr>
+              <m:t>+</m:t>
+            </m:r>
+          </m:sup>
+        </m:sSup>
+      </m:oMath>
       <w:r>
         <w:rPr>
           <w:rFonts w:ascii="Times New Roman" w:hAnsi="Times New Roman" w:eastAsia="Times New Roman" w:cs="Times New Roman"/>
@@ -3718,15 +3782,31 @@
         <w:rPr>
           <w:rFonts w:ascii="Times New Roman" w:hAnsi="Times New Roman" w:eastAsia="Times New Roman" w:cs="Times New Roman"/>
         </w:rPr>
-        <w:t xml:space="preserve"> Ca</w:t>
-      </w:r>
-      <w:r>
-        <w:rPr>
-          <w:rFonts w:ascii="Times New Roman" w:hAnsi="Times New Roman" w:eastAsia="Times New Roman" w:cs="Times New Roman"/>
-          <w:vertAlign w:val="superscript"/>
-        </w:rPr>
-        <w:t>2+</w:t>
-      </w:r>
+        <w:t xml:space="preserve"> </w:t>
+      </w:r>
+      <m:oMath>
+        <m:r>
+          <m:t>C</m:t>
+        </m:r>
+        <m:sSup>
+          <m:e>
+            <m:r>
+              <m:t>a</m:t>
+            </m:r>
+          </m:e>
+          <m:sup>
+            <m:r>
+              <m:t>2</m:t>
+            </m:r>
+            <m:r>
+              <m:rPr>
+                <m:sty m:val="p"/>
+              </m:rPr>
+              <m:t>+</m:t>
+            </m:r>
+          </m:sup>
+        </m:sSup>
+      </m:oMath>
       <w:r>
         <w:rPr>
           <w:rFonts w:ascii="Times New Roman" w:hAnsi="Times New Roman" w:eastAsia="Times New Roman" w:cs="Times New Roman"/>
@@ -4795,15 +4875,22 @@
         <w:rPr>
           <w:rFonts w:ascii="Times New Roman" w:hAnsi="Times New Roman" w:eastAsia="Times New Roman" w:cs="Times New Roman"/>
         </w:rPr>
-        <w:t xml:space="preserve"> K</w:t>
-      </w:r>
-      <w:r>
-        <w:rPr>
-          <w:rFonts w:ascii="Times New Roman" w:hAnsi="Times New Roman" w:eastAsia="Times New Roman" w:cs="Times New Roman"/>
-          <w:vertAlign w:val="subscript"/>
-        </w:rPr>
-        <w:t>1</w:t>
-      </w:r>
+        <w:t xml:space="preserve"> </w:t>
+      </w:r>
+      <m:oMath>
+        <m:sSub>
+          <m:e>
+            <m:r>
+              <m:t>K</m:t>
+            </m:r>
+          </m:e>
+          <m:sub>
+            <m:r>
+              <m:t>1</m:t>
+            </m:r>
+          </m:sub>
+        </m:sSub>
+      </m:oMath>
       <w:r>
         <w:rPr>
           <w:rFonts w:ascii="Times New Roman" w:hAnsi="Times New Roman" w:eastAsia="Times New Roman" w:cs="Times New Roman"/>
@@ -7233,15 +7320,28 @@
         <w:rPr>
           <w:rFonts w:ascii="Times New Roman" w:hAnsi="Times New Roman" w:eastAsia="Times New Roman" w:cs="Times New Roman"/>
         </w:rPr>
-        <w:t xml:space="preserve"> ZrO</w:t>
-      </w:r>
-      <w:r>
-        <w:rPr>
-          <w:rFonts w:ascii="Times New Roman" w:hAnsi="Times New Roman" w:eastAsia="Times New Roman" w:cs="Times New Roman"/>
-          <w:vertAlign w:val="subscript"/>
-        </w:rPr>
-        <w:t>2</w:t>
-      </w:r>
+        <w:t xml:space="preserve"> </w:t>
+      </w:r>
+      <m:oMath>
+        <m:r>
+          <m:t>Z</m:t>
+        </m:r>
+        <m:r>
+          <m:t>r</m:t>
+        </m:r>
+        <m:sSub>
+          <m:e>
+            <m:r>
+              <m:t>O</m:t>
+            </m:r>
+          </m:e>
+          <m:sub>
+            <m:r>
+              <m:t>2</m:t>
+            </m:r>
+          </m:sub>
+        </m:sSub>
+      </m:oMath>
       <w:r>
         <w:rPr>
           <w:rFonts w:ascii="Times New Roman" w:hAnsi="Times New Roman" w:eastAsia="Times New Roman" w:cs="Times New Roman"/>
@@ -7302,15 +7402,28 @@
         <w:rPr>
           <w:rFonts w:ascii="Times New Roman" w:hAnsi="Times New Roman" w:eastAsia="Times New Roman" w:cs="Times New Roman"/>
         </w:rPr>
-        <w:t xml:space="preserve"> Y</w:t>
-      </w:r>
-      <w:r>
-        <w:rPr>
-          <w:rFonts w:ascii="Times New Roman" w:hAnsi="Times New Roman" w:eastAsia="Times New Roman" w:cs="Times New Roman"/>
-          <w:vertAlign w:val="superscript"/>
-        </w:rPr>
-        <w:t>3+</w:t>
-      </w:r>
+        <w:t xml:space="preserve"> </w:t>
+      </w:r>
+      <m:oMath>
+        <m:sSup>
+          <m:e>
+            <m:r>
+              <m:t>Y</m:t>
+            </m:r>
+          </m:e>
+          <m:sup>
+            <m:r>
+              <m:t>3</m:t>
+            </m:r>
+            <m:r>
+              <m:rPr>
+                <m:sty m:val="p"/>
+              </m:rPr>
+              <m:t>+</m:t>
+            </m:r>
+          </m:sup>
+        </m:sSup>
+      </m:oMath>
       <w:r>
         <w:rPr>
           <w:rFonts w:ascii="Times New Roman" w:hAnsi="Times New Roman" w:eastAsia="Times New Roman" w:cs="Times New Roman"/>
@@ -7327,15 +7440,31 @@
         <w:rPr>
           <w:rFonts w:ascii="Times New Roman" w:hAnsi="Times New Roman" w:eastAsia="Times New Roman" w:cs="Times New Roman"/>
         </w:rPr>
-        <w:t xml:space="preserve"> Zr</w:t>
-      </w:r>
-      <w:r>
-        <w:rPr>
-          <w:rFonts w:ascii="Times New Roman" w:hAnsi="Times New Roman" w:eastAsia="Times New Roman" w:cs="Times New Roman"/>
-          <w:vertAlign w:val="superscript"/>
-        </w:rPr>
-        <w:t>4+</w:t>
-      </w:r>
+        <w:t xml:space="preserve"> </w:t>
+      </w:r>
+      <m:oMath>
+        <m:r>
+          <m:t>Z</m:t>
+        </m:r>
+        <m:sSup>
+          <m:e>
+            <m:r>
+              <m:t>r</m:t>
+            </m:r>
+          </m:e>
+          <m:sup>
+            <m:r>
+              <m:t>4</m:t>
+            </m:r>
+            <m:r>
+              <m:rPr>
+                <m:sty m:val="p"/>
+              </m:rPr>
+              <m:t>+</m:t>
+            </m:r>
+          </m:sup>
+        </m:sSup>
+      </m:oMath>
       <w:r>
         <w:rPr>
           <w:rFonts w:ascii="Times New Roman" w:hAnsi="Times New Roman" w:eastAsia="Times New Roman" w:cs="Times New Roman"/>
@@ -9039,12 +9168,61 @@
         </w:rPr>
         <w:t>（</w:t>
       </w:r>
-      <w:r>
-        <w:rPr>
-          <w:rFonts w:ascii="Times New Roman" w:hAnsi="Times New Roman" w:eastAsia="Times New Roman" w:cs="Times New Roman"/>
-        </w:rPr>
-        <w:t xml:space="preserve">$C_{6}H_{5}-C#CH$</w:t>
-      </w:r>
+      <m:oMath>
+        <m:oMathPr>
+          <m:ctrlPr>
+            <w:rPr>
+              <w:sz w:val="28"/>
+              <w:szCs w:val="28"/>
+            </w:rPr>
+          </m:ctrlPr>
+        </m:oMathPr>
+        <m:sSub>
+          <m:e>
+            <m:r>
+              <m:t>C</m:t>
+            </m:r>
+          </m:e>
+          <m:sub>
+            <m:r>
+              <m:t>6</m:t>
+            </m:r>
+          </m:sub>
+        </m:sSub>
+        <m:sSub>
+          <m:e>
+            <m:r>
+              <m:t>H</m:t>
+            </m:r>
+          </m:e>
+          <m:sub>
+            <m:r>
+              <m:t>5</m:t>
+            </m:r>
+          </m:sub>
+        </m:sSub>
+        <m:r>
+          <m:rPr>
+            <m:sty m:val="p"/>
+          </m:rPr>
+          <m:t>−</m:t>
+        </m:r>
+        <m:r>
+          <m:t>C</m:t>
+        </m:r>
+        <m:r>
+          <m:rPr>
+            <m:sty m:val="p"/>
+          </m:rPr>
+          <m:t>#</m:t>
+        </m:r>
+        <m:r>
+          <m:t>C</m:t>
+        </m:r>
+        <m:r>
+          <m:t>H</m:t>
+        </m:r>
+      </m:oMath>
       <w:r>
         <w:rPr>
           <w:rFonts w:hint="eastAsia" w:ascii="Times New Roman" w:hAnsi="Times New Roman" w:eastAsia="Times New Roman" w:cs="Times New Roman"/>
@@ -14044,15 +14222,31 @@
         <w:rPr>
           <w:rFonts w:ascii="Times New Roman" w:hAnsi="Times New Roman" w:eastAsia="Times New Roman" w:cs="Times New Roman"/>
         </w:rPr>
-        <w:t xml:space="preserve"> FeSO</w:t>
-      </w:r>
-      <w:r>
-        <w:rPr>
-          <w:rFonts w:ascii="Times New Roman" w:hAnsi="Times New Roman" w:eastAsia="Times New Roman" w:cs="Times New Roman"/>
-          <w:vertAlign w:val="subscript"/>
-        </w:rPr>
-        <w:t>4</w:t>
-      </w:r>
+        <w:t xml:space="preserve"> </w:t>
+      </w:r>
+      <m:oMath>
+        <m:r>
+          <m:t>F</m:t>
+        </m:r>
+        <m:r>
+          <m:t>e</m:t>
+        </m:r>
+        <m:r>
+          <m:t>S</m:t>
+        </m:r>
+        <m:sSub>
+          <m:e>
+            <m:r>
+              <m:t>O</m:t>
+            </m:r>
+          </m:e>
+          <m:sub>
+            <m:r>
+              <m:t>4</m:t>
+            </m:r>
+          </m:sub>
+        </m:sSub>
+      </m:oMath>
       <w:r>
         <w:rPr>
           <w:rFonts w:ascii="Times New Roman" w:hAnsi="Times New Roman" w:eastAsia="Times New Roman" w:cs="Times New Roman"/>
@@ -15408,19 +15602,23 @@
         </w:rPr>
         <w:t xml:space="preserve"> </w:t>
       </w:r>
-      <w:r>
-        <w:rPr>
-          <w:rFonts w:hint="eastAsia" w:ascii="Times New Roman" w:hAnsi="Times New Roman" w:eastAsia="Times New Roman" w:cs="Times New Roman"/>
-        </w:rPr>
-        <w:t>Cl</w:t>
-      </w:r>
-      <w:r>
-        <w:rPr>
-          <w:rFonts w:hint="eastAsia" w:ascii="Times New Roman" w:hAnsi="Times New Roman" w:eastAsia="Times New Roman" w:cs="Times New Roman"/>
-          <w:vertAlign w:val="subscript"/>
-        </w:rPr>
-        <w:t>2</w:t>
-      </w:r>
+      <m:oMath>
+        <m:r>
+          <m:t>C</m:t>
+        </m:r>
+        <m:sSub>
+          <m:e>
+            <m:r>
+              <m:t>l</m:t>
+            </m:r>
+          </m:e>
+          <m:sub>
+            <m:r>
+              <m:t>2</m:t>
+            </m:r>
+          </m:sub>
+        </m:sSub>
+      </m:oMath>
       <w:r>
         <w:rPr>
           <w:rFonts w:hint="eastAsia" w:ascii="Times New Roman" w:hAnsi="Times New Roman" w:eastAsia="Times New Roman" w:cs="Times New Roman"/>
@@ -15479,15 +15677,31 @@
         <w:rPr>
           <w:rFonts w:ascii="Times New Roman" w:hAnsi="Times New Roman" w:eastAsia="Times New Roman" w:cs="Times New Roman"/>
         </w:rPr>
-        <w:t xml:space="preserve"> BaCl</w:t>
-      </w:r>
-      <w:r>
-        <w:rPr>
-          <w:rFonts w:ascii="Times New Roman" w:hAnsi="Times New Roman" w:eastAsia="Times New Roman" w:cs="Times New Roman"/>
-          <w:vertAlign w:val="subscript"/>
-        </w:rPr>
-        <w:t>2</w:t>
-      </w:r>
+        <w:t xml:space="preserve"> </w:t>
+      </w:r>
+      <m:oMath>
+        <m:r>
+          <m:t>B</m:t>
+        </m:r>
+        <m:r>
+          <m:t>a</m:t>
+        </m:r>
+        <m:r>
+          <m:t>C</m:t>
+        </m:r>
+        <m:sSub>
+          <m:e>
+            <m:r>
+              <m:t>l</m:t>
+            </m:r>
+          </m:e>
+          <m:sub>
+            <m:r>
+              <m:t>2</m:t>
+            </m:r>
+          </m:sub>
+        </m:sSub>
+      </m:oMath>
       <w:r>
         <w:rPr>
           <w:rFonts w:ascii="Times New Roman" w:hAnsi="Times New Roman" w:eastAsia="Times New Roman" w:cs="Times New Roman"/>
@@ -15560,19 +15774,26 @@
         </w:rPr>
         <w:t xml:space="preserve"> </w:t>
       </w:r>
-      <w:r>
-        <w:rPr>
-          <w:rFonts w:hint="eastAsia" w:ascii="Times New Roman" w:hAnsi="Times New Roman" w:eastAsia="Times New Roman" w:cs="Times New Roman"/>
-        </w:rPr>
-        <w:t>HNO</w:t>
-      </w:r>
-      <w:r>
-        <w:rPr>
-          <w:rFonts w:hint="eastAsia" w:ascii="Times New Roman" w:hAnsi="Times New Roman" w:eastAsia="Times New Roman" w:cs="Times New Roman"/>
-          <w:vertAlign w:val="subscript"/>
-        </w:rPr>
-        <w:t>3</w:t>
-      </w:r>
+      <m:oMath>
+        <m:r>
+          <m:t>H</m:t>
+        </m:r>
+        <m:r>
+          <m:t>N</m:t>
+        </m:r>
+        <m:sSub>
+          <m:e>
+            <m:r>
+              <m:t>O</m:t>
+            </m:r>
+          </m:e>
+          <m:sub>
+            <m:r>
+              <m:t>3</m:t>
+            </m:r>
+          </m:sub>
+        </m:sSub>
+      </m:oMath>
       <w:r>
         <w:rPr>
           <w:rFonts w:hint="eastAsia" w:ascii="Times New Roman" w:hAnsi="Times New Roman" w:eastAsia="Times New Roman" w:cs="Times New Roman"/>
@@ -15601,15 +15822,28 @@
         <w:rPr>
           <w:rFonts w:ascii="Times New Roman" w:hAnsi="Times New Roman" w:eastAsia="Times New Roman" w:cs="Times New Roman"/>
         </w:rPr>
-        <w:t xml:space="preserve"> HNO</w:t>
-      </w:r>
-      <w:r>
-        <w:rPr>
-          <w:rFonts w:ascii="Times New Roman" w:hAnsi="Times New Roman" w:eastAsia="Times New Roman" w:cs="Times New Roman"/>
-          <w:vertAlign w:val="subscript"/>
-        </w:rPr>
-        <w:t>3</w:t>
-      </w:r>
+        <w:t xml:space="preserve"> </w:t>
+      </w:r>
+      <m:oMath>
+        <m:r>
+          <m:t>H</m:t>
+        </m:r>
+        <m:r>
+          <m:t>N</m:t>
+        </m:r>
+        <m:sSub>
+          <m:e>
+            <m:r>
+              <m:t>O</m:t>
+            </m:r>
+          </m:e>
+          <m:sub>
+            <m:r>
+              <m:t>3</m:t>
+            </m:r>
+          </m:sub>
+        </m:sSub>
+      </m:oMath>
       <w:r>
         <w:rPr>
           <w:rFonts w:ascii="Times New Roman" w:hAnsi="Times New Roman" w:eastAsia="Times New Roman" w:cs="Times New Roman"/>
@@ -18184,7 +18418,7 @@
     <ns0:name ns0:val="Verbatim Char"/>
     <ns0:basedOn ns0:val="BodyTextChar"/>
     <ns0:rPr>
-      <ns0:rFonts ns0:ascii="Times New Roman" ns0:cs="Times New Roman" ns0:eastAsia="FangSong" ns0:hAnsi="Times New Roman"/>
+      <ns0:rFonts ns0:ascii="SimSun" ns0:cs="SimSun" ns0:eastAsia="SimSun" ns0:hAnsi="SimSun"/>
       <ns0:b ns0:val="0"/>
       <ns0:sz ns0:val="20"/>
     </ns0:rPr>
@@ -18238,7 +18472,7 @@
       <w:wordWrap w:val="off"/>
     </w:pPr>
     <ns0:rPr>
-      <w:rFonts ns0:ascii="Times New Roman" ns0:hAnsi="Times New Roman" ns0:eastAsia="FangSong" ns0:cs="Times New Roman"/>
+      <w:rFonts ns0:ascii="SimSun" ns0:hAnsi="SimSun" ns0:eastAsia="SimSun" ns0:cs="SimSun"/>
     </ns0:rPr>
   </w:style>
   <w:style w:type="character" w:customStyle="1" w:styleId="KeywordTok">

--- a/00-首页/题组Word/专项卷/二分册/专项卷V-学生版.docx
+++ b/00-首页/题组Word/专项卷/二分册/专项卷V-学生版.docx
@@ -421,7 +421,7 @@
         </w:rPr>
         <w:drawing>
           <wp:inline>
-            <wp:extent cx="3600000" cy="2143820"/>
+            <wp:extent cx="3600000" cy="2119551"/>
             <wp:effectExtent b="0" l="0" r="0" t="0"/>
             <wp:docPr descr="" title="" id="11" name="Picture"/>
             <a:graphic>
@@ -442,7 +442,7 @@
                   <pic:spPr bwMode="auto">
                     <a:xfrm>
                       <a:off x="0" y="0"/>
-                      <a:ext cx="3600000" cy="2143820"/>
+                      <a:ext cx="3600000" cy="2119551"/>
                     </a:xfrm>
                     <a:prstGeom prst="rect">
                       <a:avLst/>
@@ -464,6 +464,8 @@
     <w:p>
       <w:pPr>
         <w:pStyle w:val="BodyText"/>
+        <w:ind w:left="480" w:hanging="480"/>
+        <w:spacing w:after="0"/>
       </w:pPr>
       <w:r>
         <w:rPr>
@@ -483,6 +485,13 @@
         </w:rPr>
         <w:t xml:space="preserve"> </w:t>
       </w:r>
+    </w:p>
+    <w:p>
+      <w:pPr>
+        <w:pStyle w:val="BodyText"/>
+        <w:ind w:left="480" w:hanging="480"/>
+        <w:spacing w:before="0" w:after="0"/>
+      </w:pPr>
       <w:r>
         <w:rPr>
           <w:rFonts w:ascii="Times New Roman" w:hAnsi="Times New Roman" w:eastAsia="Times New Roman" w:cs="Times New Roman"/>
@@ -548,6 +557,13 @@
         </w:rPr>
         <w:t xml:space="preserve"> </w:t>
       </w:r>
+    </w:p>
+    <w:p>
+      <w:pPr>
+        <w:pStyle w:val="BodyText"/>
+        <w:ind w:left="480" w:hanging="480"/>
+        <w:spacing w:before="0" w:after="0"/>
+      </w:pPr>
       <w:r>
         <w:rPr>
           <w:rFonts w:ascii="Times New Roman" w:hAnsi="Times New Roman" w:eastAsia="Times New Roman" w:cs="Times New Roman"/>
@@ -616,6 +632,13 @@
         </w:rPr>
         <w:t xml:space="preserve"> </w:t>
       </w:r>
+    </w:p>
+    <w:p>
+      <w:pPr>
+        <w:pStyle w:val="BodyText"/>
+        <w:ind w:left="480" w:hanging="480"/>
+        <w:spacing w:before="0" w:after="180"/>
+      </w:pPr>
       <w:r>
         <w:rPr>
           <w:rFonts w:ascii="Times New Roman" w:hAnsi="Times New Roman" w:eastAsia="Times New Roman" w:cs="Times New Roman"/>
@@ -658,6 +681,16 @@
         </w:rPr>
         <w:t xml:space="preserve"> 1:3</w:t>
       </w:r>
+    </w:p>
+    <w:p>
+      <w:pPr>
+        <w:spacing w:before="0" w:after="0"/>
+      </w:pPr>
+    </w:p>
+    <w:p>
+      <w:pPr>
+        <w:spacing w:before="0" w:after="0"/>
+      </w:pPr>
     </w:p>
     <w:bookmarkEnd w:id="13"/>
     <w:bookmarkStart w:id="14" w:name="第-2-题"/>
@@ -1030,6 +1063,21 @@
         <w:t>。</w:t>
       </w:r>
     </w:p>
+    <w:p>
+      <w:pPr>
+        <w:spacing w:before="0" w:after="0"/>
+      </w:pPr>
+    </w:p>
+    <w:p>
+      <w:pPr>
+        <w:spacing w:before="0" w:after="0"/>
+      </w:pPr>
+    </w:p>
+    <w:p>
+      <w:pPr>
+        <w:spacing w:before="0" w:after="0"/>
+      </w:pPr>
+    </w:p>
     <w:bookmarkEnd w:id="14"/>
     <w:bookmarkStart w:id="15" w:name="第-3-题"/>
     <w:p>
@@ -1756,6 +1804,21 @@
         </w:rPr>
         <w:t xml:space="preserve">​</w:t>
       </w:r>
+    </w:p>
+    <w:p>
+      <w:pPr>
+        <w:spacing w:before="0" w:after="0"/>
+      </w:pPr>
+    </w:p>
+    <w:p>
+      <w:pPr>
+        <w:spacing w:before="0" w:after="0"/>
+      </w:pPr>
+    </w:p>
+    <w:p>
+      <w:pPr>
+        <w:spacing w:before="0" w:after="0"/>
+      </w:pPr>
     </w:p>
     <w:bookmarkEnd w:id="15"/>
     <w:bookmarkStart w:id="16" w:name="第-4-题"/>
@@ -2414,6 +2477,16 @@
         <w:t xml:space="preserve">向负极移动</w:t>
       </w:r>
     </w:p>
+    <w:p>
+      <w:pPr>
+        <w:spacing w:before="0" w:after="0"/>
+      </w:pPr>
+    </w:p>
+    <w:p>
+      <w:pPr>
+        <w:spacing w:before="0" w:after="0"/>
+      </w:pPr>
+    </w:p>
     <w:bookmarkEnd w:id="16"/>
     <w:bookmarkStart w:id="17" w:name="第-5-题"/>
     <w:p>
@@ -2783,6 +2856,21 @@
         <w:t xml:space="preserve">。</w:t>
       </w:r>
     </w:p>
+    <w:p>
+      <w:pPr>
+        <w:spacing w:before="0" w:after="0"/>
+      </w:pPr>
+    </w:p>
+    <w:p>
+      <w:pPr>
+        <w:spacing w:before="0" w:after="0"/>
+      </w:pPr>
+    </w:p>
+    <w:p>
+      <w:pPr>
+        <w:spacing w:before="0" w:after="0"/>
+      </w:pPr>
+    </w:p>
     <w:bookmarkEnd w:id="17"/>
     <w:bookmarkStart w:id="18" w:name="第-6-题"/>
     <w:p>
@@ -3208,6 +3296,21 @@
         </w:rPr>
         <w:t>。</w:t>
       </w:r>
+    </w:p>
+    <w:p>
+      <w:pPr>
+        <w:spacing w:before="0" w:after="0"/>
+      </w:pPr>
+    </w:p>
+    <w:p>
+      <w:pPr>
+        <w:spacing w:before="0" w:after="0"/>
+      </w:pPr>
+    </w:p>
+    <w:p>
+      <w:pPr>
+        <w:spacing w:before="0" w:after="0"/>
+      </w:pPr>
     </w:p>
     <w:bookmarkEnd w:id="18"/>
     <w:bookmarkStart w:id="19" w:name="第-7-题"/>
@@ -4001,6 +4104,31 @@
         </w:rPr>
         <w:t>。</w:t>
       </w:r>
+    </w:p>
+    <w:p>
+      <w:pPr>
+        <w:spacing w:before="0" w:after="0"/>
+      </w:pPr>
+    </w:p>
+    <w:p>
+      <w:pPr>
+        <w:spacing w:before="0" w:after="0"/>
+      </w:pPr>
+    </w:p>
+    <w:p>
+      <w:pPr>
+        <w:spacing w:before="0" w:after="0"/>
+      </w:pPr>
+    </w:p>
+    <w:p>
+      <w:pPr>
+        <w:spacing w:before="0" w:after="0"/>
+      </w:pPr>
+    </w:p>
+    <w:p>
+      <w:pPr>
+        <w:spacing w:before="0" w:after="0"/>
+      </w:pPr>
     </w:p>
     <w:bookmarkEnd w:id="19"/>
     <w:bookmarkStart w:id="20" w:name="第-8-题"/>
@@ -5161,6 +5289,31 @@
         <w:t>？</w:t>
       </w:r>
     </w:p>
+    <w:p>
+      <w:pPr>
+        <w:spacing w:before="0" w:after="0"/>
+      </w:pPr>
+    </w:p>
+    <w:p>
+      <w:pPr>
+        <w:spacing w:before="0" w:after="0"/>
+      </w:pPr>
+    </w:p>
+    <w:p>
+      <w:pPr>
+        <w:spacing w:before="0" w:after="0"/>
+      </w:pPr>
+    </w:p>
+    <w:p>
+      <w:pPr>
+        <w:spacing w:before="0" w:after="0"/>
+      </w:pPr>
+    </w:p>
+    <w:p>
+      <w:pPr>
+        <w:spacing w:before="0" w:after="0"/>
+      </w:pPr>
+    </w:p>
     <w:bookmarkEnd w:id="20"/>
     <w:bookmarkStart w:id="21" w:name="第-9-题"/>
     <w:p>
@@ -5278,10 +5431,6 @@
     <w:p>
       <w:pPr>
         <w:pStyle w:val="Compact"/>
-        <w:numPr>
-          <w:ilvl w:val="0"/>
-          <w:numId w:val="1003"/>
-        </w:numPr>
       </w:pPr>
       <m:oMath>
         <m:oMathPr>
@@ -6740,6 +6889,31 @@
         </m:sSub>
       </m:oMath>
     </w:p>
+    <w:p>
+      <w:pPr>
+        <w:spacing w:before="0" w:after="0"/>
+      </w:pPr>
+    </w:p>
+    <w:p>
+      <w:pPr>
+        <w:spacing w:before="0" w:after="0"/>
+      </w:pPr>
+    </w:p>
+    <w:p>
+      <w:pPr>
+        <w:spacing w:before="0" w:after="0"/>
+      </w:pPr>
+    </w:p>
+    <w:p>
+      <w:pPr>
+        <w:spacing w:before="0" w:after="0"/>
+      </w:pPr>
+    </w:p>
+    <w:p>
+      <w:pPr>
+        <w:spacing w:before="0" w:after="0"/>
+      </w:pPr>
+    </w:p>
     <w:bookmarkEnd w:id="21"/>
     <w:bookmarkStart w:id="22" w:name="第-10-题"/>
     <w:p>
@@ -7626,6 +7800,46 @@
         <w:t>）</w:t>
       </w:r>
     </w:p>
+    <w:p>
+      <w:pPr>
+        <w:spacing w:before="0" w:after="0"/>
+      </w:pPr>
+    </w:p>
+    <w:p>
+      <w:pPr>
+        <w:spacing w:before="0" w:after="0"/>
+      </w:pPr>
+    </w:p>
+    <w:p>
+      <w:pPr>
+        <w:spacing w:before="0" w:after="0"/>
+      </w:pPr>
+    </w:p>
+    <w:p>
+      <w:pPr>
+        <w:spacing w:before="0" w:after="0"/>
+      </w:pPr>
+    </w:p>
+    <w:p>
+      <w:pPr>
+        <w:spacing w:before="0" w:after="0"/>
+      </w:pPr>
+    </w:p>
+    <w:p>
+      <w:pPr>
+        <w:spacing w:before="0" w:after="0"/>
+      </w:pPr>
+    </w:p>
+    <w:p>
+      <w:pPr>
+        <w:spacing w:before="0" w:after="0"/>
+      </w:pPr>
+    </w:p>
+    <w:p>
+      <w:pPr>
+        <w:spacing w:before="0" w:after="0"/>
+      </w:pPr>
+    </w:p>
     <w:bookmarkEnd w:id="23"/>
     <w:bookmarkStart w:id="24" w:name="第-11-题"/>
     <w:p>
@@ -7769,6 +7983,21 @@
         </w:rPr>
         <w:t>。</w:t>
       </w:r>
+    </w:p>
+    <w:p>
+      <w:pPr>
+        <w:spacing w:before="0" w:after="0"/>
+      </w:pPr>
+    </w:p>
+    <w:p>
+      <w:pPr>
+        <w:spacing w:before="0" w:after="0"/>
+      </w:pPr>
+    </w:p>
+    <w:p>
+      <w:pPr>
+        <w:spacing w:before="0" w:after="0"/>
+      </w:pPr>
     </w:p>
     <w:bookmarkEnd w:id="24"/>
     <w:bookmarkStart w:id="34" w:name="第-12-题"/>
@@ -7995,7 +8224,7 @@
         </w:rPr>
         <w:drawing>
           <wp:inline>
-            <wp:extent cx="3600000" cy="471615"/>
+            <wp:extent cx="3594754" cy="471615"/>
             <wp:effectExtent b="0" l="0" r="0" t="0"/>
             <wp:docPr descr="" title="" id="29" name="Picture"/>
             <a:graphic>
@@ -8016,7 +8245,7 @@
                   <pic:spPr bwMode="auto">
                     <a:xfrm>
                       <a:off x="0" y="0"/>
-                      <a:ext cx="3600000" cy="471615"/>
+                      <a:ext cx="3594754" cy="471615"/>
                     </a:xfrm>
                     <a:prstGeom prst="rect">
                       <a:avLst/>
@@ -8417,12 +8646,7 @@
       </w:r>
     </w:p>
     <w:p>
-      <w:pPr>
-        <w:numPr>
-          <w:ilvl w:val="0"/>
-          <w:numId w:val="1006"/>
-        </w:numPr>
-      </w:pPr>
+      <w:pPr/>
       <w:r>
         <w:rPr>
           <w:rFonts w:hint="eastAsia" w:ascii="Times New Roman" w:hAnsi="Times New Roman" w:eastAsia="Times New Roman" w:cs="Times New Roman"/>
@@ -8715,6 +8939,46 @@
         <w:t xml:space="preserve">_。</w:t>
       </w:r>
     </w:p>
+    <w:p>
+      <w:pPr>
+        <w:spacing w:before="0" w:after="0"/>
+      </w:pPr>
+    </w:p>
+    <w:p>
+      <w:pPr>
+        <w:spacing w:before="0" w:after="0"/>
+      </w:pPr>
+    </w:p>
+    <w:p>
+      <w:pPr>
+        <w:spacing w:before="0" w:after="0"/>
+      </w:pPr>
+    </w:p>
+    <w:p>
+      <w:pPr>
+        <w:spacing w:before="0" w:after="0"/>
+      </w:pPr>
+    </w:p>
+    <w:p>
+      <w:pPr>
+        <w:spacing w:before="0" w:after="0"/>
+      </w:pPr>
+    </w:p>
+    <w:p>
+      <w:pPr>
+        <w:spacing w:before="0" w:after="0"/>
+      </w:pPr>
+    </w:p>
+    <w:p>
+      <w:pPr>
+        <w:spacing w:before="0" w:after="0"/>
+      </w:pPr>
+    </w:p>
+    <w:p>
+      <w:pPr>
+        <w:spacing w:before="0" w:after="0"/>
+      </w:pPr>
+    </w:p>
     <w:bookmarkEnd w:id="34"/>
     <w:bookmarkStart w:id="38" w:name="第-13-题"/>
     <w:p>
@@ -8809,6 +9073,8 @@
     <w:p>
       <w:pPr>
         <w:pStyle w:val="FirstParagraph"/>
+        <w:ind w:left="480" w:hanging="480"/>
+        <w:spacing w:after="0"/>
       </w:pPr>
       <w:r>
         <w:rPr>
@@ -8876,6 +9142,13 @@
         </w:rPr>
         <w:t xml:space="preserve"> </w:t>
       </w:r>
+    </w:p>
+    <w:p>
+      <w:pPr>
+        <w:pStyle w:val="FirstParagraph"/>
+        <w:ind w:left="480" w:hanging="480"/>
+        <w:spacing w:before="0" w:after="0"/>
+      </w:pPr>
       <w:r>
         <w:rPr>
           <w:rFonts w:ascii="Times New Roman" w:hAnsi="Times New Roman" w:eastAsia="Times New Roman" w:cs="Times New Roman"/>
@@ -8894,6 +9167,13 @@
         </w:rPr>
         <w:t xml:space="preserve"> </w:t>
       </w:r>
+    </w:p>
+    <w:p>
+      <w:pPr>
+        <w:pStyle w:val="FirstParagraph"/>
+        <w:ind w:left="480" w:hanging="480"/>
+        <w:spacing w:before="0" w:after="0"/>
+      </w:pPr>
       <w:r>
         <w:rPr>
           <w:rFonts w:ascii="Times New Roman" w:hAnsi="Times New Roman" w:eastAsia="Times New Roman" w:cs="Times New Roman"/>
@@ -8912,6 +9192,13 @@
         </w:rPr>
         <w:t xml:space="preserve"> </w:t>
       </w:r>
+    </w:p>
+    <w:p>
+      <w:pPr>
+        <w:pStyle w:val="FirstParagraph"/>
+        <w:ind w:left="480" w:hanging="480"/>
+        <w:spacing w:before="0" w:after="0"/>
+      </w:pPr>
       <w:r>
         <w:rPr>
           <w:rFonts w:ascii="Times New Roman" w:hAnsi="Times New Roman" w:eastAsia="Times New Roman" w:cs="Times New Roman"/>
@@ -8930,6 +9217,13 @@
         </w:rPr>
         <w:t xml:space="preserve"> </w:t>
       </w:r>
+    </w:p>
+    <w:p>
+      <w:pPr>
+        <w:pStyle w:val="FirstParagraph"/>
+        <w:ind w:left="480" w:hanging="480"/>
+        <w:spacing w:before="0" w:after="180"/>
+      </w:pPr>
       <w:r>
         <w:rPr>
           <w:rFonts w:ascii="Times New Roman" w:hAnsi="Times New Roman" w:eastAsia="Times New Roman" w:cs="Times New Roman"/>
@@ -8995,6 +9289,16 @@
         </w:drawing>
       </w:r>
     </w:p>
+    <w:p>
+      <w:pPr>
+        <w:spacing w:before="0" w:after="0"/>
+      </w:pPr>
+    </w:p>
+    <w:p>
+      <w:pPr>
+        <w:spacing w:before="0" w:after="0"/>
+      </w:pPr>
+    </w:p>
     <w:bookmarkEnd w:id="38"/>
     <w:bookmarkStart w:id="51" w:name="第-14-题"/>
     <w:p>
@@ -9341,7 +9645,7 @@
         </w:rPr>
         <w:drawing>
           <wp:inline>
-            <wp:extent cx="2552700" cy="2476500"/>
+            <wp:extent cx="2552700" cy="2423776"/>
             <wp:effectExtent b="0" l="0" r="0" t="0"/>
             <wp:docPr descr="" title="" id="43" name="Picture"/>
             <a:graphic>
@@ -9362,7 +9666,7 @@
                   <pic:spPr bwMode="auto">
                     <a:xfrm>
                       <a:off x="0" y="0"/>
-                      <a:ext cx="2552700" cy="2476500"/>
+                      <a:ext cx="2552700" cy="2423776"/>
                     </a:xfrm>
                     <a:prstGeom prst="rect">
                       <a:avLst/>
@@ -9404,7 +9708,7 @@
         </w:rPr>
         <w:drawing>
           <wp:inline>
-            <wp:extent cx="3240000" cy="3105509"/>
+            <wp:extent cx="3240000" cy="3019925"/>
             <wp:effectExtent b="0" l="0" r="0" t="0"/>
             <wp:docPr descr="" title="" id="46" name="Picture"/>
             <a:graphic>
@@ -9425,7 +9729,7 @@
                   <pic:spPr bwMode="auto">
                     <a:xfrm>
                       <a:off x="0" y="0"/>
-                      <a:ext cx="3240000" cy="3105509"/>
+                      <a:ext cx="3240000" cy="3019925"/>
                     </a:xfrm>
                     <a:prstGeom prst="rect">
                       <a:avLst/>
@@ -9885,6 +10189,46 @@
         </w:rPr>
         <w:t>）____。</w:t>
       </w:r>
+    </w:p>
+    <w:p>
+      <w:pPr>
+        <w:spacing w:before="0" w:after="0"/>
+      </w:pPr>
+    </w:p>
+    <w:p>
+      <w:pPr>
+        <w:spacing w:before="0" w:after="0"/>
+      </w:pPr>
+    </w:p>
+    <w:p>
+      <w:pPr>
+        <w:spacing w:before="0" w:after="0"/>
+      </w:pPr>
+    </w:p>
+    <w:p>
+      <w:pPr>
+        <w:spacing w:before="0" w:after="0"/>
+      </w:pPr>
+    </w:p>
+    <w:p>
+      <w:pPr>
+        <w:spacing w:before="0" w:after="0"/>
+      </w:pPr>
+    </w:p>
+    <w:p>
+      <w:pPr>
+        <w:spacing w:before="0" w:after="0"/>
+      </w:pPr>
+    </w:p>
+    <w:p>
+      <w:pPr>
+        <w:spacing w:before="0" w:after="0"/>
+      </w:pPr>
+    </w:p>
+    <w:p>
+      <w:pPr>
+        <w:spacing w:before="0" w:after="0"/>
+      </w:pPr>
     </w:p>
     <w:bookmarkEnd w:id="51"/>
     <w:bookmarkStart w:id="52" w:name="第-15-题"/>
@@ -10483,6 +10827,46 @@
         <w:t>）。</w:t>
       </w:r>
     </w:p>
+    <w:p>
+      <w:pPr>
+        <w:spacing w:before="0" w:after="0"/>
+      </w:pPr>
+    </w:p>
+    <w:p>
+      <w:pPr>
+        <w:spacing w:before="0" w:after="0"/>
+      </w:pPr>
+    </w:p>
+    <w:p>
+      <w:pPr>
+        <w:spacing w:before="0" w:after="0"/>
+      </w:pPr>
+    </w:p>
+    <w:p>
+      <w:pPr>
+        <w:spacing w:before="0" w:after="0"/>
+      </w:pPr>
+    </w:p>
+    <w:p>
+      <w:pPr>
+        <w:spacing w:before="0" w:after="0"/>
+      </w:pPr>
+    </w:p>
+    <w:p>
+      <w:pPr>
+        <w:spacing w:before="0" w:after="0"/>
+      </w:pPr>
+    </w:p>
+    <w:p>
+      <w:pPr>
+        <w:spacing w:before="0" w:after="0"/>
+      </w:pPr>
+    </w:p>
+    <w:p>
+      <w:pPr>
+        <w:spacing w:before="0" w:after="0"/>
+      </w:pPr>
+    </w:p>
     <w:bookmarkEnd w:id="52"/>
     <w:bookmarkStart w:id="53" w:name="第-16-题"/>
     <w:p>
@@ -10983,6 +11367,46 @@
         <w:t>。</w:t>
       </w:r>
     </w:p>
+    <w:p>
+      <w:pPr>
+        <w:spacing w:before="0" w:after="0"/>
+      </w:pPr>
+    </w:p>
+    <w:p>
+      <w:pPr>
+        <w:spacing w:before="0" w:after="0"/>
+      </w:pPr>
+    </w:p>
+    <w:p>
+      <w:pPr>
+        <w:spacing w:before="0" w:after="0"/>
+      </w:pPr>
+    </w:p>
+    <w:p>
+      <w:pPr>
+        <w:spacing w:before="0" w:after="0"/>
+      </w:pPr>
+    </w:p>
+    <w:p>
+      <w:pPr>
+        <w:spacing w:before="0" w:after="0"/>
+      </w:pPr>
+    </w:p>
+    <w:p>
+      <w:pPr>
+        <w:spacing w:before="0" w:after="0"/>
+      </w:pPr>
+    </w:p>
+    <w:p>
+      <w:pPr>
+        <w:spacing w:before="0" w:after="0"/>
+      </w:pPr>
+    </w:p>
+    <w:p>
+      <w:pPr>
+        <w:spacing w:before="0" w:after="0"/>
+      </w:pPr>
+    </w:p>
     <w:bookmarkEnd w:id="53"/>
     <w:bookmarkStart w:id="60" w:name="第-17-题"/>
     <w:p>
@@ -11121,7 +11545,7 @@
         </w:rPr>
         <w:drawing>
           <wp:inline>
-            <wp:extent cx="3600000" cy="569831"/>
+            <wp:extent cx="3559768" cy="569831"/>
             <wp:effectExtent b="0" l="0" r="0" t="0"/>
             <wp:docPr descr="" title="" id="55" name="Picture"/>
             <a:graphic>
@@ -11142,7 +11566,7 @@
                   <pic:spPr bwMode="auto">
                     <a:xfrm>
                       <a:off x="0" y="0"/>
-                      <a:ext cx="3600000" cy="569831"/>
+                      <a:ext cx="3559768" cy="569831"/>
                     </a:xfrm>
                     <a:prstGeom prst="rect">
                       <a:avLst/>
@@ -11173,7 +11597,7 @@
         </w:rPr>
         <w:drawing>
           <wp:inline>
-            <wp:extent cx="3600000" cy="1056287"/>
+            <wp:extent cx="3600000" cy="1042683"/>
             <wp:effectExtent b="0" l="0" r="0" t="0"/>
             <wp:docPr descr="" title="" id="58" name="Picture"/>
             <a:graphic>
@@ -11194,7 +11618,7 @@
                   <pic:spPr bwMode="auto">
                     <a:xfrm>
                       <a:off x="0" y="0"/>
-                      <a:ext cx="3600000" cy="1056287"/>
+                      <a:ext cx="3600000" cy="1042683"/>
                     </a:xfrm>
                     <a:prstGeom prst="rect">
                       <a:avLst/>
@@ -11212,6 +11636,21 @@
           </wp:inline>
         </w:drawing>
       </w:r>
+    </w:p>
+    <w:p>
+      <w:pPr>
+        <w:spacing w:before="0" w:after="0"/>
+      </w:pPr>
+    </w:p>
+    <w:p>
+      <w:pPr>
+        <w:spacing w:before="0" w:after="0"/>
+      </w:pPr>
+    </w:p>
+    <w:p>
+      <w:pPr>
+        <w:spacing w:before="0" w:after="0"/>
+      </w:pPr>
     </w:p>
     <w:bookmarkEnd w:id="60"/>
     <w:bookmarkStart w:id="64" w:name="第-18-题"/>
@@ -11743,7 +12182,7 @@
         </w:rPr>
         <w:drawing>
           <wp:inline>
-            <wp:extent cx="3600000" cy="1505882"/>
+            <wp:extent cx="3600000" cy="1465208"/>
             <wp:effectExtent b="0" l="0" r="0" t="0"/>
             <wp:docPr descr="" title="" id="62" name="Picture"/>
             <a:graphic>
@@ -11764,7 +12203,7 @@
                   <pic:spPr bwMode="auto">
                     <a:xfrm>
                       <a:off x="0" y="0"/>
-                      <a:ext cx="3600000" cy="1505882"/>
+                      <a:ext cx="3600000" cy="1465208"/>
                     </a:xfrm>
                     <a:prstGeom prst="rect">
                       <a:avLst/>
@@ -12534,118 +12973,43 @@
     </w:p>
     <w:p>
       <w:pPr>
-        <w:pStyle w:val="BlockText"/>
-      </w:pPr>
-      <w:r>
-        <w:rPr>
-          <w:rFonts w:hint="eastAsia" w:ascii="Times New Roman" w:hAnsi="Times New Roman" w:eastAsia="FangSong" w:cs="Times New Roman"/>
-          <w:b/>
-          <w:bCs/>
-        </w:rPr>
-        <w:t xml:space="preserve">校勘注</w:t>
-      </w:r>
-      <w:r>
-        <w:rPr>
-          <w:rFonts w:hint="eastAsia" w:ascii="Times New Roman" w:hAnsi="Times New Roman" w:eastAsia="Times New Roman" w:cs="Times New Roman"/>
-        </w:rPr>
-        <w:t>：</w:t>
-      </w:r>
-      <w:r>
-        <w:rPr>
-          <w:rFonts w:hint="eastAsia" w:ascii="Times New Roman" w:hAnsi="Times New Roman" w:eastAsia="FangSong" w:cs="Times New Roman"/>
-        </w:rPr>
-        <w:t>题面两处</w:t>
-      </w:r>
-      <w:r>
-        <w:rPr>
-          <w:rFonts w:hint="eastAsia" w:ascii="Times New Roman" w:hAnsi="Times New Roman" w:eastAsia="Times New Roman" w:cs="Times New Roman"/>
-        </w:rPr>
-        <w:t>”</w:t>
-      </w:r>
-      <w:r>
-        <w:rPr>
-          <w:rFonts w:hint="eastAsia" w:ascii="Times New Roman" w:hAnsi="Times New Roman" w:eastAsia="FangSong" w:cs="Times New Roman"/>
-        </w:rPr>
-        <w:t>动皮</w:t>
-      </w:r>
-      <w:r>
-        <w:rPr>
-          <w:rFonts w:hint="eastAsia" w:ascii="Times New Roman" w:hAnsi="Times New Roman" w:eastAsia="Times New Roman" w:cs="Times New Roman"/>
-        </w:rPr>
-        <w:t>”</w:t>
-      </w:r>
-      <w:r>
-        <w:rPr>
-          <w:rFonts w:hint="eastAsia" w:ascii="Times New Roman" w:hAnsi="Times New Roman" w:eastAsia="FangSong" w:cs="Times New Roman"/>
-        </w:rPr>
-        <w:t>系</w:t>
-      </w:r>
-      <w:r>
-        <w:rPr>
-          <w:rFonts w:hint="eastAsia" w:ascii="Times New Roman" w:hAnsi="Times New Roman" w:eastAsia="Times New Roman" w:cs="Times New Roman"/>
-        </w:rPr>
-        <w:t>”</w:t>
-      </w:r>
-      <w:r>
-        <w:rPr>
-          <w:rFonts w:hint="eastAsia" w:ascii="Times New Roman" w:hAnsi="Times New Roman" w:eastAsia="FangSong" w:cs="Times New Roman"/>
-        </w:rPr>
-        <w:t>韧皮</w:t>
-      </w:r>
-      <w:r>
-        <w:rPr>
-          <w:rFonts w:hint="eastAsia" w:ascii="Times New Roman" w:hAnsi="Times New Roman" w:eastAsia="Times New Roman" w:cs="Times New Roman"/>
-        </w:rPr>
-        <w:t>”OCR</w:t>
-      </w:r>
-      <w:r>
-        <w:rPr>
-          <w:rFonts w:ascii="Times New Roman" w:hAnsi="Times New Roman" w:eastAsia="Times New Roman" w:cs="Times New Roman"/>
-        </w:rPr>
-        <w:t xml:space="preserve"> </w:t>
-      </w:r>
-      <w:r>
-        <w:rPr>
-          <w:rFonts w:hint="eastAsia" w:ascii="Times New Roman" w:hAnsi="Times New Roman" w:eastAsia="FangSong" w:cs="Times New Roman"/>
-        </w:rPr>
-        <w:t>误植</w:t>
-      </w:r>
-      <w:r>
-        <w:rPr>
-          <w:rFonts w:hint="eastAsia" w:ascii="Times New Roman" w:hAnsi="Times New Roman" w:eastAsia="Times New Roman" w:cs="Times New Roman"/>
-        </w:rPr>
-        <w:t>，</w:t>
-      </w:r>
-      <w:r>
-        <w:rPr>
-          <w:rFonts w:hint="eastAsia" w:ascii="Times New Roman" w:hAnsi="Times New Roman" w:eastAsia="FangSong" w:cs="Times New Roman"/>
-        </w:rPr>
-        <w:t>径改</w:t>
-      </w:r>
-      <w:r>
-        <w:rPr>
-          <w:rFonts w:hint="eastAsia" w:ascii="Times New Roman" w:hAnsi="Times New Roman" w:eastAsia="Times New Roman" w:cs="Times New Roman"/>
-        </w:rPr>
-        <w:t>；</w:t>
-      </w:r>
-      <w:r>
-        <w:rPr>
-          <w:rFonts w:ascii="Times New Roman" w:hAnsi="Times New Roman" w:eastAsia="Times New Roman" w:cs="Times New Roman"/>
-        </w:rPr>
-        <w:t xml:space="preserve">“5~6”</w:t>
-      </w:r>
-      <w:r>
-        <w:rPr>
-          <w:rFonts w:hint="eastAsia" w:ascii="Times New Roman" w:hAnsi="Times New Roman" w:eastAsia="FangSong" w:cs="Times New Roman"/>
-        </w:rPr>
-        <w:t>等转写为</w:t>
-      </w:r>
-      <w:r>
-        <w:rPr>
-          <w:rFonts w:hint="eastAsia" w:ascii="Times New Roman" w:hAnsi="Times New Roman" w:eastAsia="Times New Roman" w:cs="Times New Roman"/>
-        </w:rPr>
-        <w:t>”5～6”。</w:t>
-      </w:r>
+        <w:spacing w:before="0" w:after="0"/>
+      </w:pPr>
+    </w:p>
+    <w:p>
+      <w:pPr>
+        <w:spacing w:before="0" w:after="0"/>
+      </w:pPr>
+    </w:p>
+    <w:p>
+      <w:pPr>
+        <w:spacing w:before="0" w:after="0"/>
+      </w:pPr>
+    </w:p>
+    <w:p>
+      <w:pPr>
+        <w:spacing w:before="0" w:after="0"/>
+      </w:pPr>
+    </w:p>
+    <w:p>
+      <w:pPr>
+        <w:spacing w:before="0" w:after="0"/>
+      </w:pPr>
+    </w:p>
+    <w:p>
+      <w:pPr>
+        <w:spacing w:before="0" w:after="0"/>
+      </w:pPr>
+    </w:p>
+    <w:p>
+      <w:pPr>
+        <w:spacing w:before="0" w:after="0"/>
+      </w:pPr>
+    </w:p>
+    <w:p>
+      <w:pPr>
+        <w:spacing w:before="0" w:after="0"/>
+      </w:pPr>
     </w:p>
     <w:bookmarkEnd w:id="64"/>
     <w:bookmarkStart w:id="74" w:name="第-19-题"/>
@@ -13341,6 +13705,31 @@
         <w:t>）</w:t>
       </w:r>
     </w:p>
+    <w:p>
+      <w:pPr>
+        <w:spacing w:before="0" w:after="0"/>
+      </w:pPr>
+    </w:p>
+    <w:p>
+      <w:pPr>
+        <w:spacing w:before="0" w:after="0"/>
+      </w:pPr>
+    </w:p>
+    <w:p>
+      <w:pPr>
+        <w:spacing w:before="0" w:after="0"/>
+      </w:pPr>
+    </w:p>
+    <w:p>
+      <w:pPr>
+        <w:spacing w:before="0" w:after="0"/>
+      </w:pPr>
+    </w:p>
+    <w:p>
+      <w:pPr>
+        <w:spacing w:before="0" w:after="0"/>
+      </w:pPr>
+    </w:p>
     <w:bookmarkEnd w:id="75"/>
     <w:bookmarkStart w:id="76" w:name="第-20-题"/>
     <w:p>
@@ -13470,6 +13859,8 @@
     <w:p>
       <w:pPr>
         <w:pStyle w:val="BodyText"/>
+        <w:ind w:left="480" w:hanging="480"/>
+        <w:spacing w:after="0"/>
       </w:pPr>
       <w:r>
         <w:rPr>
@@ -13542,7 +13933,20 @@
         <w:rPr>
           <w:rFonts w:ascii="Times New Roman" w:hAnsi="Times New Roman" w:eastAsia="Times New Roman" w:cs="Times New Roman"/>
         </w:rPr>
-        <w:t xml:space="preserve">　B.</w:t>
+        <w:t xml:space="preserve">　</w:t>
+      </w:r>
+    </w:p>
+    <w:p>
+      <w:pPr>
+        <w:pStyle w:val="BodyText"/>
+        <w:ind w:left="480" w:hanging="480"/>
+        <w:spacing w:before="0" w:after="0"/>
+      </w:pPr>
+      <w:r>
+        <w:rPr>
+          <w:rFonts w:ascii="Times New Roman" w:hAnsi="Times New Roman" w:eastAsia="Times New Roman" w:cs="Times New Roman"/>
+        </w:rPr>
+        <w:t xml:space="preserve">B.</w:t>
       </w:r>
       <w:r>
         <w:rPr>
@@ -13609,8 +14013,44 @@
         <w:rPr>
           <w:rFonts w:ascii="Times New Roman" w:hAnsi="Times New Roman" w:eastAsia="Times New Roman" w:cs="Times New Roman"/>
         </w:rPr>
-        <w:t xml:space="preserve">　C. HgS　D. CuS</w:t>
-      </w:r>
+        <w:t xml:space="preserve">　</w:t>
+      </w:r>
+    </w:p>
+    <w:p>
+      <w:pPr>
+        <w:pStyle w:val="BodyText"/>
+        <w:ind w:left="480" w:hanging="480"/>
+        <w:spacing w:before="0" w:after="0"/>
+      </w:pPr>
+      <w:r>
+        <w:rPr>
+          <w:rFonts w:ascii="Times New Roman" w:hAnsi="Times New Roman" w:eastAsia="Times New Roman" w:cs="Times New Roman"/>
+        </w:rPr>
+        <w:t xml:space="preserve">C. HgS　</w:t>
+      </w:r>
+    </w:p>
+    <w:p>
+      <w:pPr>
+        <w:pStyle w:val="BodyText"/>
+        <w:ind w:left="480" w:hanging="480"/>
+        <w:spacing w:before="0" w:after="180"/>
+      </w:pPr>
+      <w:r>
+        <w:rPr>
+          <w:rFonts w:ascii="Times New Roman" w:hAnsi="Times New Roman" w:eastAsia="Times New Roman" w:cs="Times New Roman"/>
+        </w:rPr>
+        <w:t xml:space="preserve">D. CuS</w:t>
+      </w:r>
+    </w:p>
+    <w:p>
+      <w:pPr>
+        <w:spacing w:before="0" w:after="0"/>
+      </w:pPr>
+    </w:p>
+    <w:p>
+      <w:pPr>
+        <w:spacing w:before="0" w:after="0"/>
+      </w:pPr>
     </w:p>
     <w:bookmarkEnd w:id="76"/>
     <w:bookmarkStart w:id="77" w:name="第-21-题"/>
@@ -14098,6 +14538,46 @@
         </w:rPr>
         <w:t>。</w:t>
       </w:r>
+    </w:p>
+    <w:p>
+      <w:pPr>
+        <w:spacing w:before="0" w:after="0"/>
+      </w:pPr>
+    </w:p>
+    <w:p>
+      <w:pPr>
+        <w:spacing w:before="0" w:after="0"/>
+      </w:pPr>
+    </w:p>
+    <w:p>
+      <w:pPr>
+        <w:spacing w:before="0" w:after="0"/>
+      </w:pPr>
+    </w:p>
+    <w:p>
+      <w:pPr>
+        <w:spacing w:before="0" w:after="0"/>
+      </w:pPr>
+    </w:p>
+    <w:p>
+      <w:pPr>
+        <w:spacing w:before="0" w:after="0"/>
+      </w:pPr>
+    </w:p>
+    <w:p>
+      <w:pPr>
+        <w:spacing w:before="0" w:after="0"/>
+      </w:pPr>
+    </w:p>
+    <w:p>
+      <w:pPr>
+        <w:spacing w:before="0" w:after="0"/>
+      </w:pPr>
+    </w:p>
+    <w:p>
+      <w:pPr>
+        <w:spacing w:before="0" w:after="0"/>
+      </w:pPr>
     </w:p>
     <w:bookmarkEnd w:id="77"/>
     <w:bookmarkStart w:id="78" w:name="第-22-题"/>
@@ -15159,6 +15639,46 @@
         <w:t>：Fe：55.8，Cr：52，S：32。</w:t>
       </w:r>
     </w:p>
+    <w:p>
+      <w:pPr>
+        <w:spacing w:before="0" w:after="0"/>
+      </w:pPr>
+    </w:p>
+    <w:p>
+      <w:pPr>
+        <w:spacing w:before="0" w:after="0"/>
+      </w:pPr>
+    </w:p>
+    <w:p>
+      <w:pPr>
+        <w:spacing w:before="0" w:after="0"/>
+      </w:pPr>
+    </w:p>
+    <w:p>
+      <w:pPr>
+        <w:spacing w:before="0" w:after="0"/>
+      </w:pPr>
+    </w:p>
+    <w:p>
+      <w:pPr>
+        <w:spacing w:before="0" w:after="0"/>
+      </w:pPr>
+    </w:p>
+    <w:p>
+      <w:pPr>
+        <w:spacing w:before="0" w:after="0"/>
+      </w:pPr>
+    </w:p>
+    <w:p>
+      <w:pPr>
+        <w:spacing w:before="0" w:after="0"/>
+      </w:pPr>
+    </w:p>
+    <w:p>
+      <w:pPr>
+        <w:spacing w:before="0" w:after="0"/>
+      </w:pPr>
+    </w:p>
     <w:bookmarkEnd w:id="78"/>
     <w:bookmarkStart w:id="79" w:name="第-23-题"/>
     <w:p>
@@ -15904,6 +16424,46 @@
         </w:rPr>
         <w:t>。</w:t>
       </w:r>
+    </w:p>
+    <w:p>
+      <w:pPr>
+        <w:spacing w:before="0" w:after="0"/>
+      </w:pPr>
+    </w:p>
+    <w:p>
+      <w:pPr>
+        <w:spacing w:before="0" w:after="0"/>
+      </w:pPr>
+    </w:p>
+    <w:p>
+      <w:pPr>
+        <w:spacing w:before="0" w:after="0"/>
+      </w:pPr>
+    </w:p>
+    <w:p>
+      <w:pPr>
+        <w:spacing w:before="0" w:after="0"/>
+      </w:pPr>
+    </w:p>
+    <w:p>
+      <w:pPr>
+        <w:spacing w:before="0" w:after="0"/>
+      </w:pPr>
+    </w:p>
+    <w:p>
+      <w:pPr>
+        <w:spacing w:before="0" w:after="0"/>
+      </w:pPr>
+    </w:p>
+    <w:p>
+      <w:pPr>
+        <w:spacing w:before="0" w:after="0"/>
+      </w:pPr>
+    </w:p>
+    <w:p>
+      <w:pPr>
+        <w:spacing w:before="0" w:after="0"/>
+      </w:pPr>
     </w:p>
     <w:bookmarkEnd w:id="79"/>
     <w:bookmarkStart w:id="80" w:name="第-24-题"/>
@@ -16370,6 +16930,31 @@
         <w:t>____。</w:t>
       </w:r>
     </w:p>
+    <w:p>
+      <w:pPr>
+        <w:spacing w:before="0" w:after="0"/>
+      </w:pPr>
+    </w:p>
+    <w:p>
+      <w:pPr>
+        <w:spacing w:before="0" w:after="0"/>
+      </w:pPr>
+    </w:p>
+    <w:p>
+      <w:pPr>
+        <w:spacing w:before="0" w:after="0"/>
+      </w:pPr>
+    </w:p>
+    <w:p>
+      <w:pPr>
+        <w:spacing w:before="0" w:after="0"/>
+      </w:pPr>
+    </w:p>
+    <w:p>
+      <w:pPr>
+        <w:spacing w:before="0" w:after="0"/>
+      </w:pPr>
+    </w:p>
     <w:bookmarkEnd w:id="80"/>
     <w:bookmarkStart w:id="81" w:name="第-25-题"/>
     <w:p>
@@ -16837,6 +17422,46 @@
         </w:rPr>
         <w:t>。</w:t>
       </w:r>
+    </w:p>
+    <w:p>
+      <w:pPr>
+        <w:spacing w:before="0" w:after="0"/>
+      </w:pPr>
+    </w:p>
+    <w:p>
+      <w:pPr>
+        <w:spacing w:before="0" w:after="0"/>
+      </w:pPr>
+    </w:p>
+    <w:p>
+      <w:pPr>
+        <w:spacing w:before="0" w:after="0"/>
+      </w:pPr>
+    </w:p>
+    <w:p>
+      <w:pPr>
+        <w:spacing w:before="0" w:after="0"/>
+      </w:pPr>
+    </w:p>
+    <w:p>
+      <w:pPr>
+        <w:spacing w:before="0" w:after="0"/>
+      </w:pPr>
+    </w:p>
+    <w:p>
+      <w:pPr>
+        <w:spacing w:before="0" w:after="0"/>
+      </w:pPr>
+    </w:p>
+    <w:p>
+      <w:pPr>
+        <w:spacing w:before="0" w:after="0"/>
+      </w:pPr>
+    </w:p>
+    <w:p>
+      <w:pPr>
+        <w:spacing w:before="0" w:after="0"/>
+      </w:pPr>
     </w:p>
     <w:p>
       <w:pPr>

--- a/00-首页/题组Word/专项卷/二分册/专项卷V-学生版.docx
+++ b/00-首页/题组Word/专项卷/二分册/专项卷V-学生版.docx
@@ -5198,7 +5198,7 @@
         <m:sSup>
           <m:e>
             <m:r>
-              <m:t>​</m:t>
+              <m:t xml:space="preserve"> </m:t>
             </m:r>
           </m:e>
           <m:sup>

--- a/00-首页/题组Word/专项卷/二分册/专项卷V-学生版.docx
+++ b/00-首页/题组Word/专项卷/二分册/专项卷V-学生版.docx
@@ -464,8 +464,8 @@
     <w:p>
       <w:pPr>
         <w:pStyle w:val="BodyText"/>
+        <w:spacing w:before="0" w:after="0"/>
         <w:ind w:left="480" w:hanging="480"/>
-        <w:spacing w:after="0"/>
       </w:pPr>
       <w:r>
         <w:rPr>
@@ -489,8 +489,8 @@
     <w:p>
       <w:pPr>
         <w:pStyle w:val="BodyText"/>
+        <w:spacing w:before="0" w:after="0"/>
         <w:ind w:left="480" w:hanging="480"/>
-        <w:spacing w:before="0" w:after="0"/>
       </w:pPr>
       <w:r>
         <w:rPr>
@@ -561,8 +561,8 @@
     <w:p>
       <w:pPr>
         <w:pStyle w:val="BodyText"/>
+        <w:spacing w:before="0" w:after="0"/>
         <w:ind w:left="480" w:hanging="480"/>
-        <w:spacing w:before="0" w:after="0"/>
       </w:pPr>
       <w:r>
         <w:rPr>
@@ -636,8 +636,8 @@
     <w:p>
       <w:pPr>
         <w:pStyle w:val="BodyText"/>
+        <w:spacing w:before="0" w:after="0"/>
         <w:ind w:left="480" w:hanging="480"/>
-        <w:spacing w:before="0" w:after="180"/>
       </w:pPr>
       <w:r>
         <w:rPr>
@@ -2234,6 +2234,7 @@
     <w:p>
       <w:pPr>
         <w:pStyle w:val="BodyText"/>
+        <w:spacing w:before="0" w:after="0"/>
       </w:pPr>
       <w:r>
         <w:rPr>
@@ -2330,6 +2331,7 @@
     <w:p>
       <w:pPr>
         <w:pStyle w:val="BodyText"/>
+        <w:spacing w:before="0" w:after="0"/>
       </w:pPr>
       <w:r>
         <w:rPr>
@@ -2408,6 +2410,7 @@
     <w:p>
       <w:pPr>
         <w:pStyle w:val="BodyText"/>
+        <w:spacing w:before="0" w:after="0"/>
       </w:pPr>
       <w:r>
         <w:rPr>
@@ -2425,6 +2428,7 @@
     <w:p>
       <w:pPr>
         <w:pStyle w:val="BodyText"/>
+        <w:spacing w:before="0" w:after="0"/>
       </w:pPr>
       <w:r>
         <w:rPr>
@@ -9073,8 +9077,8 @@
     <w:p>
       <w:pPr>
         <w:pStyle w:val="FirstParagraph"/>
+        <w:spacing w:before="0" w:after="0"/>
         <w:ind w:left="480" w:hanging="480"/>
-        <w:spacing w:after="0"/>
       </w:pPr>
       <w:r>
         <w:rPr>
@@ -9146,20 +9150,45 @@
     <w:p>
       <w:pPr>
         <w:pStyle w:val="FirstParagraph"/>
+        <w:spacing w:before="0" w:after="0"/>
         <w:ind w:left="480" w:hanging="480"/>
+      </w:pPr>
+      <w:r>
+        <w:rPr>
+          <w:rFonts w:ascii="Times New Roman" w:hAnsi="Times New Roman" w:eastAsia="Times New Roman" w:cs="Times New Roman"/>
+        </w:rPr>
+        <w:t xml:space="preserve">A. </w:t>
+      </w:r>
+      <w:r>
+        <w:rPr>
+          <w:rFonts w:hint="eastAsia" w:ascii="Times New Roman" w:hAnsi="Times New Roman" w:eastAsia="FangSong" w:cs="Times New Roman"/>
+        </w:rPr>
+        <w:t xml:space="preserve">可以在催化剂作用下和溴反应</w:t>
+      </w:r>
+      <w:r>
+        <w:rPr>
+          <w:rFonts w:ascii="Times New Roman" w:hAnsi="Times New Roman" w:eastAsia="Times New Roman" w:cs="Times New Roman"/>
+        </w:rPr>
+        <w:t xml:space="preserve"> </w:t>
+      </w:r>
+    </w:p>
+    <w:p>
+      <w:pPr>
+        <w:pStyle w:val="FirstParagraph"/>
         <w:spacing w:before="0" w:after="0"/>
-      </w:pPr>
-      <w:r>
-        <w:rPr>
-          <w:rFonts w:ascii="Times New Roman" w:hAnsi="Times New Roman" w:eastAsia="Times New Roman" w:cs="Times New Roman"/>
-        </w:rPr>
-        <w:t xml:space="preserve">A. </w:t>
-      </w:r>
-      <w:r>
-        <w:rPr>
-          <w:rFonts w:hint="eastAsia" w:ascii="Times New Roman" w:hAnsi="Times New Roman" w:eastAsia="FangSong" w:cs="Times New Roman"/>
-        </w:rPr>
-        <w:t xml:space="preserve">可以在催化剂作用下和溴反应</w:t>
+        <w:ind w:left="480" w:hanging="480"/>
+      </w:pPr>
+      <w:r>
+        <w:rPr>
+          <w:rFonts w:ascii="Times New Roman" w:hAnsi="Times New Roman" w:eastAsia="Times New Roman" w:cs="Times New Roman"/>
+        </w:rPr>
+        <w:t xml:space="preserve">B. </w:t>
+      </w:r>
+      <w:r>
+        <w:rPr>
+          <w:rFonts w:hint="eastAsia" w:ascii="Times New Roman" w:hAnsi="Times New Roman" w:eastAsia="FangSong" w:cs="Times New Roman"/>
+        </w:rPr>
+        <w:t xml:space="preserve">可以和银氨溶液发生银镜反应</w:t>
       </w:r>
       <w:r>
         <w:rPr>
@@ -9171,58 +9200,33 @@
     <w:p>
       <w:pPr>
         <w:pStyle w:val="FirstParagraph"/>
+        <w:spacing w:before="0" w:after="0"/>
         <w:ind w:left="480" w:hanging="480"/>
+      </w:pPr>
+      <w:r>
+        <w:rPr>
+          <w:rFonts w:ascii="Times New Roman" w:hAnsi="Times New Roman" w:eastAsia="Times New Roman" w:cs="Times New Roman"/>
+        </w:rPr>
+        <w:t xml:space="preserve">C. </w:t>
+      </w:r>
+      <w:r>
+        <w:rPr>
+          <w:rFonts w:hint="eastAsia" w:ascii="Times New Roman" w:hAnsi="Times New Roman" w:eastAsia="FangSong" w:cs="Times New Roman"/>
+        </w:rPr>
+        <w:t xml:space="preserve">可以和氢溴酸反应</w:t>
+      </w:r>
+      <w:r>
+        <w:rPr>
+          <w:rFonts w:ascii="Times New Roman" w:hAnsi="Times New Roman" w:eastAsia="Times New Roman" w:cs="Times New Roman"/>
+        </w:rPr>
+        <w:t xml:space="preserve"> </w:t>
+      </w:r>
+    </w:p>
+    <w:p>
+      <w:pPr>
+        <w:pStyle w:val="FirstParagraph"/>
         <w:spacing w:before="0" w:after="0"/>
-      </w:pPr>
-      <w:r>
-        <w:rPr>
-          <w:rFonts w:ascii="Times New Roman" w:hAnsi="Times New Roman" w:eastAsia="Times New Roman" w:cs="Times New Roman"/>
-        </w:rPr>
-        <w:t xml:space="preserve">B. </w:t>
-      </w:r>
-      <w:r>
-        <w:rPr>
-          <w:rFonts w:hint="eastAsia" w:ascii="Times New Roman" w:hAnsi="Times New Roman" w:eastAsia="FangSong" w:cs="Times New Roman"/>
-        </w:rPr>
-        <w:t xml:space="preserve">可以和银氨溶液发生银镜反应</w:t>
-      </w:r>
-      <w:r>
-        <w:rPr>
-          <w:rFonts w:ascii="Times New Roman" w:hAnsi="Times New Roman" w:eastAsia="Times New Roman" w:cs="Times New Roman"/>
-        </w:rPr>
-        <w:t xml:space="preserve"> </w:t>
-      </w:r>
-    </w:p>
-    <w:p>
-      <w:pPr>
-        <w:pStyle w:val="FirstParagraph"/>
         <w:ind w:left="480" w:hanging="480"/>
-        <w:spacing w:before="0" w:after="0"/>
-      </w:pPr>
-      <w:r>
-        <w:rPr>
-          <w:rFonts w:ascii="Times New Roman" w:hAnsi="Times New Roman" w:eastAsia="Times New Roman" w:cs="Times New Roman"/>
-        </w:rPr>
-        <w:t xml:space="preserve">C. </w:t>
-      </w:r>
-      <w:r>
-        <w:rPr>
-          <w:rFonts w:hint="eastAsia" w:ascii="Times New Roman" w:hAnsi="Times New Roman" w:eastAsia="FangSong" w:cs="Times New Roman"/>
-        </w:rPr>
-        <w:t xml:space="preserve">可以和氢溴酸反应</w:t>
-      </w:r>
-      <w:r>
-        <w:rPr>
-          <w:rFonts w:ascii="Times New Roman" w:hAnsi="Times New Roman" w:eastAsia="Times New Roman" w:cs="Times New Roman"/>
-        </w:rPr>
-        <w:t xml:space="preserve"> </w:t>
-      </w:r>
-    </w:p>
-    <w:p>
-      <w:pPr>
-        <w:pStyle w:val="FirstParagraph"/>
-        <w:ind w:left="480" w:hanging="480"/>
-        <w:spacing w:before="0" w:after="180"/>
       </w:pPr>
       <w:r>
         <w:rPr>
@@ -13859,8 +13863,8 @@
     <w:p>
       <w:pPr>
         <w:pStyle w:val="BodyText"/>
+        <w:spacing w:before="0" w:after="0"/>
         <w:ind w:left="480" w:hanging="480"/>
-        <w:spacing w:after="0"/>
       </w:pPr>
       <w:r>
         <w:rPr>
@@ -13939,8 +13943,8 @@
     <w:p>
       <w:pPr>
         <w:pStyle w:val="BodyText"/>
+        <w:spacing w:before="0" w:after="0"/>
         <w:ind w:left="480" w:hanging="480"/>
-        <w:spacing w:before="0" w:after="0"/>
       </w:pPr>
       <w:r>
         <w:rPr>
@@ -14019,21 +14023,21 @@
     <w:p>
       <w:pPr>
         <w:pStyle w:val="BodyText"/>
+        <w:spacing w:before="0" w:after="0"/>
         <w:ind w:left="480" w:hanging="480"/>
+      </w:pPr>
+      <w:r>
+        <w:rPr>
+          <w:rFonts w:ascii="Times New Roman" w:hAnsi="Times New Roman" w:eastAsia="Times New Roman" w:cs="Times New Roman"/>
+        </w:rPr>
+        <w:t xml:space="preserve">C. HgS　</w:t>
+      </w:r>
+    </w:p>
+    <w:p>
+      <w:pPr>
+        <w:pStyle w:val="BodyText"/>
         <w:spacing w:before="0" w:after="0"/>
-      </w:pPr>
-      <w:r>
-        <w:rPr>
-          <w:rFonts w:ascii="Times New Roman" w:hAnsi="Times New Roman" w:eastAsia="Times New Roman" w:cs="Times New Roman"/>
-        </w:rPr>
-        <w:t xml:space="preserve">C. HgS　</w:t>
-      </w:r>
-    </w:p>
-    <w:p>
-      <w:pPr>
-        <w:pStyle w:val="BodyText"/>
         <w:ind w:left="480" w:hanging="480"/>
-        <w:spacing w:before="0" w:after="180"/>
       </w:pPr>
       <w:r>
         <w:rPr>
@@ -18440,7 +18444,7 @@
     <ns0:rPr>
       <ns0:rFonts ns0:ascii="Times New Roman" ns0:cs="Times New Roman" ns0:eastAsia="SimHei" ns0:hAnsi="Times New Roman"/>
       <ns0:b/>
-      <ns0:color ns0:val="17324D"/>
+      <ns0:color ns0:val="000000"/>
       <ns0:sz ns0:val="44"/>
       <ns0:szCs ns0:val="56"/>
     </ns0:rPr>
@@ -18582,7 +18586,7 @@
     <ns0:rPr>
       <ns0:rFonts ns0:ascii="Times New Roman" ns0:cs="Times New Roman" ns0:eastAsia="SimHei" ns0:hAnsi="Times New Roman"/>
       <ns0:b/>
-      <ns0:color ns0:val="17324D"/>
+      <ns0:color ns0:val="000000"/>
       <ns0:sz ns0:val="32"/>
       <ns0:szCs ns0:val="40"/>
     </ns0:rPr>
@@ -18606,7 +18610,7 @@
     <ns0:rPr>
       <ns0:rFonts ns0:ascii="Times New Roman" ns0:cs="Times New Roman" ns0:eastAsia="SimHei" ns0:hAnsi="Times New Roman"/>
       <ns0:b/>
-      <ns0:color ns0:val="17324D"/>
+      <ns0:color ns0:val="000000"/>
       <ns0:sz ns0:val="28"/>
       <ns0:szCs ns0:val="32"/>
     </ns0:rPr>
@@ -18630,7 +18634,7 @@
     <ns0:rPr>
       <ns0:rFonts ns0:ascii="Times New Roman" ns0:cs="Times New Roman" ns0:eastAsia="SimHei" ns0:hAnsi="Times New Roman"/>
       <ns0:b/>
-      <ns0:color ns0:val="17324D"/>
+      <ns0:color ns0:val="000000"/>
       <ns0:sz ns0:val="25"/>
       <ns0:szCs ns0:val="28"/>
     </ns0:rPr>
